--- a/docs/patent/docx/专利7_对话记忆感知的分身应答系统.docx
+++ b/docs/patent/docx/专利7_对话记忆感知的分身应答系统.docx
@@ -163,7 +163,7 @@
                 <w:b w:val="0"/>
                 <w:sz w:val="19"/>
               </w:rPr>
-              <w:t>Chengyue5211</w:t>
+              <w:t>程跃</w:t>
             </w:r>
           </w:p>
         </w:tc>
@@ -199,7 +199,7 @@
                 <w:b w:val="0"/>
                 <w:sz w:val="19"/>
               </w:rPr>
-              <w:t>Chengyue5211</w:t>
+              <w:t>跃创三品文化科技有限公司</w:t>
             </w:r>
           </w:p>
         </w:tc>
@@ -1879,7 +1879,7 @@
           <w:b w:val="0"/>
           <w:sz w:val="21"/>
         </w:rPr>
-        <w:t>发明人：Chengyue5211 | 日期：2026年03月14日</w:t>
+        <w:t>发明人：程跃（跃创三品文化科技有限公司） | 日期：2026年03月14日</w:t>
       </w:r>
     </w:p>
     <w:p>

--- a/docs/patent/docx/专利7_对话记忆感知的分身应答系统.docx
+++ b/docs/patent/docx/专利7_对话记忆感知的分身应答系统.docx
@@ -1150,7 +1150,53 @@
           <w:color w:val="1F497D"/>
           <w:sz w:val="28"/>
         </w:rPr>
-        <w:t>四、权利要求书</w:t>
+        <w:t>四、摘要</w:t>
+      </w:r>
+    </w:p>
+    <w:p>
+      <w:pPr>
+        <w:spacing w:before="0" w:after="60"/>
+        <w:ind w:left="0"/>
+      </w:pPr>
+      <w:r>
+        <w:rPr>
+          <w:rFonts w:eastAsia="微软雅黑"/>
+          <w:rFonts w:ascii="微软雅黑" w:hAnsi="微软雅黑"/>
+          <w:b w:val="0"/>
+          <w:sz w:val="21"/>
+        </w:rPr>
+        <w:t>本发明公开了一种具备对话记忆的数字分身上下文感知应答系统。该系统在数字分身生成自动回复时，以滑动窗口（默认6条）从消息数据库检索分身主人与当前好友的最近历史消息，将其按角色映射（主人→assistant，好友→user）构建多轮对话消息数组，同时在系统提示词中融合静态人格画像和动态对话历史，使分身回复既符合主人个性又与对话流程连贯；系统内置末尾去重机制和防重复回应指令，防止AI对历史消息进行不必要的复述；并为用户与自身分身的自聊场景提供扩展窗口（8条）和主动社交维护能力。适用于AI代理社交通信、多轮对话系统场景。</w:t>
+      </w:r>
+    </w:p>
+    <w:p>
+      <w:pPr>
+        <w:spacing w:before="80" w:after="80"/>
+      </w:pPr>
+      <w:r>
+        <w:rPr>
+          <w:rFonts w:eastAsia="微软雅黑"/>
+          <w:rFonts w:ascii="微软雅黑" w:hAnsi="微软雅黑"/>
+          <w:b w:val="0"/>
+          <w:color w:val="B4B4B4"/>
+          <w:sz w:val="18"/>
+        </w:rPr>
+        <w:t>――――――――――――――――――――――――――――――</w:t>
+      </w:r>
+    </w:p>
+    <w:p>
+      <w:pPr>
+        <w:spacing w:before="200" w:after="120"/>
+        <w:ind w:left="0"/>
+      </w:pPr>
+      <w:r>
+        <w:rPr>
+          <w:rFonts w:eastAsia="微软雅黑"/>
+          <w:rFonts w:ascii="微软雅黑" w:hAnsi="微软雅黑"/>
+          <w:b/>
+          <w:color w:val="1F497D"/>
+          <w:sz w:val="28"/>
+        </w:rPr>
+        <w:t>五、权利要求书</w:t>
       </w:r>
     </w:p>
     <w:p>
@@ -1256,7 +1302,7 @@
           <w:color w:val="1F497D"/>
           <w:sz w:val="28"/>
         </w:rPr>
-        <w:t>五、在先技术对比</w:t>
+        <w:t>六、在先技术对比</w:t>
       </w:r>
     </w:p>
     <w:tbl>
@@ -1530,7 +1576,7 @@
           <w:color w:val="1F497D"/>
           <w:sz w:val="28"/>
         </w:rPr>
-        <w:t>六、确权证据</w:t>
+        <w:t>七、确权证据</w:t>
       </w:r>
     </w:p>
     <w:tbl>
@@ -1789,7 +1835,7 @@
           <w:color w:val="1F497D"/>
           <w:sz w:val="28"/>
         </w:rPr>
-        <w:t>七、附件说明</w:t>
+        <w:t>八、附件说明</w:t>
       </w:r>
     </w:p>
     <w:p>

--- a/docs/patent/docx/专利7_对话记忆感知的分身应答系统.docx
+++ b/docs/patent/docx/专利7_对话记忆感知的分身应答系统.docx
@@ -1150,7 +1150,222 @@
           <w:color w:val="1F497D"/>
           <w:sz w:val="28"/>
         </w:rPr>
-        <w:t>四、摘要</w:t>
+        <w:t>四、附图说明</w:t>
+      </w:r>
+    </w:p>
+    <w:p>
+      <w:pPr>
+        <w:spacing w:before="0" w:after="60"/>
+        <w:ind w:left="0"/>
+      </w:pPr>
+      <w:r>
+        <w:rPr>
+          <w:rFonts w:eastAsia="微软雅黑"/>
+          <w:rFonts w:ascii="微软雅黑" w:hAnsi="微软雅黑"/>
+          <w:b w:val="0"/>
+          <w:sz w:val="21"/>
+        </w:rPr>
+        <w:t>附图1为滑动窗口对话检索与角色映射流程图，展示从消息数据库检索最近 N 条消息、按时间正序排列、角色映射（主人→assistant，好友→user）、末尾去重，到构建多轮对话数组的完整步骤。</w:t>
+      </w:r>
+    </w:p>
+    <w:p>
+      <w:pPr>
+        <w:spacing w:before="0" w:after="60"/>
+        <w:ind w:left="0"/>
+      </w:pPr>
+      <w:r>
+        <w:rPr>
+          <w:rFonts w:eastAsia="微软雅黑"/>
+          <w:rFonts w:ascii="微软雅黑" w:hAnsi="微软雅黑"/>
+          <w:b w:val="0"/>
+          <w:sz w:val="21"/>
+        </w:rPr>
+        <w:t>附图2为双重上下文融合 AI 提示词结构图，展示系统提示词（人格画像+防重复指令）与消息历史数组（多轮角色映射历史+当前消息）的组合结构，及注入 AI 模型的方式。</w:t>
+      </w:r>
+    </w:p>
+    <w:p>
+      <w:pPr>
+        <w:spacing w:before="0" w:after="60"/>
+        <w:ind w:left="0"/>
+      </w:pPr>
+      <w:r>
+        <w:rPr>
+          <w:rFonts w:eastAsia="微软雅黑"/>
+          <w:rFonts w:ascii="微软雅黑" w:hAnsi="微软雅黑"/>
+          <w:b w:val="0"/>
+          <w:sz w:val="21"/>
+        </w:rPr>
+        <w:t>附图3为分身自聊扩展上下文流程图，展示自聊场景下窗口扩展（6→8条）、好友列表注入、冷联系好友检测与提醒的额外处理步骤。</w:t>
+      </w:r>
+    </w:p>
+    <w:p>
+      <w:pPr>
+        <w:spacing w:before="0" w:after="60"/>
+        <w:ind w:left="0"/>
+      </w:pPr>
+      <w:r>
+        <w:rPr>
+          <w:rFonts w:eastAsia="微软雅黑"/>
+          <w:rFonts w:ascii="微软雅黑" w:hAnsi="微软雅黑"/>
+          <w:b w:val="0"/>
+          <w:sz w:val="21"/>
+        </w:rPr>
+        <w:t>（以上附图由专利代理人依据说明书内容绘制。）</w:t>
+      </w:r>
+    </w:p>
+    <w:p>
+      <w:pPr>
+        <w:spacing w:before="80" w:after="80"/>
+      </w:pPr>
+      <w:r>
+        <w:rPr>
+          <w:rFonts w:eastAsia="微软雅黑"/>
+          <w:rFonts w:ascii="微软雅黑" w:hAnsi="微软雅黑"/>
+          <w:b w:val="0"/>
+          <w:color w:val="B4B4B4"/>
+          <w:sz w:val="18"/>
+        </w:rPr>
+        <w:t>――――――――――――――――――――――――――――――</w:t>
+      </w:r>
+    </w:p>
+    <w:p>
+      <w:pPr>
+        <w:spacing w:before="200" w:after="120"/>
+        <w:ind w:left="0"/>
+      </w:pPr>
+      <w:r>
+        <w:rPr>
+          <w:rFonts w:eastAsia="微软雅黑"/>
+          <w:rFonts w:ascii="微软雅黑" w:hAnsi="微软雅黑"/>
+          <w:b/>
+          <w:color w:val="1F497D"/>
+          <w:sz w:val="28"/>
+        </w:rPr>
+        <w:t>五、具体实施方式</w:t>
+      </w:r>
+    </w:p>
+    <w:p>
+      <w:pPr>
+        <w:spacing w:before="160" w:after="80"/>
+        <w:ind w:left="0"/>
+      </w:pPr>
+      <w:r>
+        <w:rPr>
+          <w:rFonts w:eastAsia="微软雅黑"/>
+          <w:rFonts w:ascii="微软雅黑" w:hAnsi="微软雅黑"/>
+          <w:b/>
+          <w:color w:val="365F91"/>
+          <w:sz w:val="24"/>
+        </w:rPr>
+        <w:t>实施例一：滑动窗口检索与角色映射</w:t>
+      </w:r>
+    </w:p>
+    <w:p>
+      <w:pPr>
+        <w:spacing w:before="0" w:after="60"/>
+        <w:ind w:left="0"/>
+      </w:pPr>
+      <w:r>
+        <w:rPr>
+          <w:rFonts w:eastAsia="微软雅黑"/>
+          <w:rFonts w:ascii="微软雅黑" w:hAnsi="微软雅黑"/>
+          <w:b w:val="0"/>
+          <w:sz w:val="21"/>
+        </w:rPr>
+        <w:t>甲的分身收到好友乙的消息"你说的那个电影上映了"。系统从 social_messages 表检索甲与乙之间最近 6 条消息（DESC LIMIT 6），按时间正序排列，执行角色映射（甲发送的消息→assistant，乙发送的消息→user）。检测到最后一条与当前消息内容相同（消息已存库），自动去除末尾重复，构建 5 条历史 + 1 条当前的多轮对话数组。</w:t>
+      </w:r>
+    </w:p>
+    <w:p>
+      <w:pPr>
+        <w:spacing w:before="160" w:after="80"/>
+        <w:ind w:left="0"/>
+      </w:pPr>
+      <w:r>
+        <w:rPr>
+          <w:rFonts w:eastAsia="微软雅黑"/>
+          <w:rFonts w:ascii="微软雅黑" w:hAnsi="微软雅黑"/>
+          <w:b/>
+          <w:color w:val="365F91"/>
+          <w:sz w:val="24"/>
+        </w:rPr>
+        <w:t>实施例二：双重上下文融合生成连贯回复</w:t>
+      </w:r>
+    </w:p>
+    <w:p>
+      <w:pPr>
+        <w:spacing w:before="0" w:after="60"/>
+        <w:ind w:left="0"/>
+      </w:pPr>
+      <w:r>
+        <w:rPr>
+          <w:rFonts w:eastAsia="微软雅黑"/>
+          <w:rFonts w:ascii="微软雅黑" w:hAnsi="微软雅黑"/>
+          <w:b w:val="0"/>
+          <w:sz w:val="21"/>
+        </w:rPr>
+        <w:t>系统构建 AI 调用参数：system prompt 注入甲的性格画像（"直率幽默"）和防重复指令；messages 数组包含历史记录和当前消息。AI 感知到历史中甲曾说"那部片等上映一起看"，在回复中自然接续"终于上了！周末有空不，一起去"，而非孤立回复，实现跨消息对话连贯性。</w:t>
+      </w:r>
+    </w:p>
+    <w:p>
+      <w:pPr>
+        <w:spacing w:before="160" w:after="80"/>
+        <w:ind w:left="0"/>
+      </w:pPr>
+      <w:r>
+        <w:rPr>
+          <w:rFonts w:eastAsia="微软雅黑"/>
+          <w:rFonts w:ascii="微软雅黑" w:hAnsi="微软雅黑"/>
+          <w:b/>
+          <w:color w:val="365F91"/>
+          <w:sz w:val="24"/>
+        </w:rPr>
+        <w:t>实施例三：分身自聊场景扩展上下文</w:t>
+      </w:r>
+    </w:p>
+    <w:p>
+      <w:pPr>
+        <w:spacing w:before="0" w:after="60"/>
+        <w:ind w:left="0"/>
+      </w:pPr>
+      <w:r>
+        <w:rPr>
+          <w:rFonts w:eastAsia="微软雅黑"/>
+          <w:rFonts w:ascii="微软雅黑" w:hAnsi="微软雅黑"/>
+          <w:b w:val="0"/>
+          <w:sz w:val="21"/>
+        </w:rPr>
+        <w:t>甲与分身对话"最近我和谁联系比较少"。系统检测 self_chat=true，窗口扩展至 8 条，额外注入好友列表（5 位好友的最后互动时间）。分身基于注入的好友数据回复"你有 12 天没跟小王说话了，要不要打个招呼"，触发甲主动维护关系。</w:t>
+      </w:r>
+    </w:p>
+    <w:p>
+      <w:pPr>
+        <w:spacing w:before="80" w:after="80"/>
+      </w:pPr>
+      <w:r>
+        <w:rPr>
+          <w:rFonts w:eastAsia="微软雅黑"/>
+          <w:rFonts w:ascii="微软雅黑" w:hAnsi="微软雅黑"/>
+          <w:b w:val="0"/>
+          <w:color w:val="B4B4B4"/>
+          <w:sz w:val="18"/>
+        </w:rPr>
+        <w:t>――――――――――――――――――――――――――――――</w:t>
+      </w:r>
+    </w:p>
+    <w:p>
+      <w:pPr>
+        <w:spacing w:before="200" w:after="120"/>
+        <w:ind w:left="0"/>
+      </w:pPr>
+      <w:r>
+        <w:rPr>
+          <w:rFonts w:eastAsia="微软雅黑"/>
+          <w:rFonts w:ascii="微软雅黑" w:hAnsi="微软雅黑"/>
+          <w:b/>
+          <w:color w:val="1F497D"/>
+          <w:sz w:val="28"/>
+        </w:rPr>
+        <w:t>六、摘要</w:t>
       </w:r>
     </w:p>
     <w:p>
@@ -1196,7 +1411,7 @@
           <w:color w:val="1F497D"/>
           <w:sz w:val="28"/>
         </w:rPr>
-        <w:t>五、权利要求书</w:t>
+        <w:t>七、权利要求书</w:t>
       </w:r>
     </w:p>
     <w:p>
@@ -1302,7 +1517,7 @@
           <w:color w:val="1F497D"/>
           <w:sz w:val="28"/>
         </w:rPr>
-        <w:t>六、在先技术对比</w:t>
+        <w:t>八、在先技术对比</w:t>
       </w:r>
     </w:p>
     <w:tbl>
@@ -1576,7 +1791,7 @@
           <w:color w:val="1F497D"/>
           <w:sz w:val="28"/>
         </w:rPr>
-        <w:t>七、确权证据</w:t>
+        <w:t>九、确权证据</w:t>
       </w:r>
     </w:p>
     <w:tbl>
@@ -1835,7 +2050,7 @@
           <w:color w:val="1F497D"/>
           <w:sz w:val="28"/>
         </w:rPr>
-        <w:t>八、附件说明</w:t>
+        <w:t>十、附件说明</w:t>
       </w:r>
     </w:p>
     <w:p>
